--- a/app/Services/Templates/Transfer_voucher.docx
+++ b/app/Services/Templates/Transfer_voucher.docx
@@ -177,7 +177,7 @@
           <w:position w:val="30"/>
           <w:sz w:val="14"/>
         </w:rPr>
-        <w:t></w:t>
+        <w:t>•</w:t>
       </w:r>
     </w:p>
     <w:p>
@@ -286,7 +286,7 @@
           <w:spacing w:val="-10"/>
           <w:vertAlign w:val="superscript"/>
         </w:rPr>
-        <w:t></w:t>
+        <w:t>•</w:t>
       </w:r>
     </w:p>
     <w:p>
@@ -1334,7 +1334,7 @@
           <w:sz w:val="20"/>
           <w:vertAlign w:val="superscript"/>
         </w:rPr>
-        <w:t></w:t>
+        <w:t>•</w:t>
       </w:r>
       <w:proofErr w:type="gramEnd"/>
     </w:p>
@@ -5098,7 +5098,7 @@
           <w:b/>
           <w:color w:val="CD2020"/>
         </w:rPr>
-        <w:t></w:t>
+        <w:t>•</w:t>
       </w:r>
       <w:r>
         <w:rPr>
@@ -5220,7 +5220,7 @@
           <w:b/>
           <w:color w:val="CD2020"/>
         </w:rPr>
-        <w:t></w:t>
+        <w:t>•</w:t>
       </w:r>
       <w:r>
         <w:rPr>
@@ -5250,7 +5250,7 @@
           <w:b/>
           <w:color w:val="CD2020"/>
         </w:rPr>
-        <w:t></w:t>
+        <w:t>•</w:t>
       </w:r>
       <w:r>
         <w:rPr>
@@ -5369,7 +5369,7 @@
           <w:b/>
           <w:color w:val="CD2020"/>
         </w:rPr>
-        <w:t></w:t>
+        <w:t>•</w:t>
       </w:r>
       <w:r>
         <w:rPr>
@@ -5516,7 +5516,7 @@
           <w:color w:val="2D3137"/>
           <w:w w:val="105"/>
         </w:rPr>
-        <w:t>or cancel your order up to April 28, 2025 9:00 AM according to the time at the location of your trip.</w:t>
+        <w:t>or cancel your order up to 24 hours before your trip's start time (local time at the location of your trip).</w:t>
       </w:r>
     </w:p>
     <w:p>
